--- a/assets/databases/Payton_Castle_CS499_Milestone_Four_Narrative.docx
+++ b/assets/databases/Payton_Castle_CS499_Milestone_Four_Narrative.docx
@@ -404,6 +404,106 @@
           <w:rFonts w:ascii="Times New Roman" w:hAnsi="Times New Roman" w:cs="Times New Roman"/>
         </w:rPr>
         <w:t>Asking “what if” found my worst bug. The first version checked the saved password before trying the file, so after a reset with a new password, older files would have been refused. Now it checks the file itself and offers to switch it to the current password. I also learned when to stop: the File Explorer password prompt never worked reliably, so I chose a simpler design. Finally, an early “nothing happens” report came from an old installed copy, so I now check which build is running before I debug. Next, I will use instructor feedback and consider a recovery key and a password strength warning.</w:t>
+      </w:r>
+    </w:p>
+    <w:p>
+      <w:pPr>
+        <w:spacing w:line="480" w:lineRule="auto"/>
+        <w:rPr>
+          <w:rFonts w:ascii="Times New Roman" w:hAnsi="Times New Roman" w:cs="Times New Roman"/>
+        </w:rPr>
+      </w:pPr>
+      <w:r>
+        <w:rPr>
+          <w:rFonts w:ascii="Times New Roman" w:hAnsi="Times New Roman" w:cs="Times New Roman"/>
+          <w:b/>
+          <w:bCs/>
+        </w:rPr>
+        <w:t>Instructor Feedback and Revisions</w:t>
+      </w:r>
+    </w:p>
+    <w:p>
+      <w:pPr>
+        <w:spacing w:line="480" w:lineRule="auto"/>
+        <w:ind w:firstLine="720"/>
+        <w:rPr>
+          <w:rFonts w:ascii="Times New Roman" w:hAnsi="Times New Roman" w:cs="Times New Roman"/>
+        </w:rPr>
+      </w:pPr>
+      <w:r>
+        <w:rPr>
+          <w:rFonts w:ascii="Times New Roman" w:hAnsi="Times New Roman" w:cs="Times New Roman"/>
+        </w:rPr>
+        <w:t xml:space="preserve">My instructor praised the migration, the parameterized queries, the encryption and recovery work, and my reflection on design failures that I found and corrected. An earlier journal comment asked me to explain briefly why SQLite was chosen over JSON and what the file-locking feature protects.</w:t>
+      </w:r>
+    </w:p>
+    <w:p>
+      <w:pPr>
+        <w:spacing w:line="480" w:lineRule="auto"/>
+        <w:ind w:firstLine="720"/>
+        <w:rPr>
+          <w:rFonts w:ascii="Times New Roman" w:hAnsi="Times New Roman" w:cs="Times New Roman"/>
+        </w:rPr>
+      </w:pPr>
+      <w:r>
+        <w:rPr>
+          <w:rFonts w:ascii="Times New Roman" w:hAnsi="Times New Roman" w:cs="Times New Roman"/>
+          <w:b/>
+          <w:bCs/>
+        </w:rPr>
+        <w:t xml:space="preserve">Why SQLite instead of JSON. </w:t>
+      </w:r>
+      <w:r>
+        <w:rPr>
+          <w:rFonts w:ascii="Times New Roman" w:hAnsi="Times New Roman" w:cs="Times New Roman"/>
+        </w:rPr>
+        <w:t xml:space="preserve">The JSON file held every tag and was rewritten in full on every change. SQLite keeps tags, paths, and their assignments in separate tables. Keys stop duplicate or broken links, an index keeps tag searches fast, and a change to many files is saved all together or not at all. The migration keeps the original JSON file.</w:t>
+      </w:r>
+    </w:p>
+    <w:p>
+      <w:pPr>
+        <w:spacing w:line="480" w:lineRule="auto"/>
+        <w:ind w:firstLine="720"/>
+        <w:rPr>
+          <w:rFonts w:ascii="Times New Roman" w:hAnsi="Times New Roman" w:cs="Times New Roman"/>
+        </w:rPr>
+      </w:pPr>
+      <w:r>
+        <w:rPr>
+          <w:rFonts w:ascii="Times New Roman" w:hAnsi="Times New Roman" w:cs="Times New Roman"/>
+          <w:b/>
+          <w:bCs/>
+        </w:rPr>
+        <w:t xml:space="preserve">What file locking protects. </w:t>
+      </w:r>
+      <w:r>
+        <w:rPr>
+          <w:rFonts w:ascii="Times New Roman" w:hAnsi="Times New Roman" w:cs="Times New Roman"/>
+        </w:rPr>
+        <w:t xml:space="preserve">A locked file's contents are encrypted with AES-256-GCM, so a copy of the file cannot be read without the password and tampering is detected. It does not protect against a weak password, and unlocked copies of a file may still exist in backups or caches.</w:t>
+      </w:r>
+    </w:p>
+    <w:p>
+      <w:pPr>
+        <w:spacing w:line="480" w:lineRule="auto"/>
+        <w:ind w:firstLine="720"/>
+        <w:rPr>
+          <w:rFonts w:ascii="Times New Roman" w:hAnsi="Times New Roman" w:cs="Times New Roman"/>
+        </w:rPr>
+      </w:pPr>
+      <w:r>
+        <w:rPr>
+          <w:rFonts w:ascii="Times New Roman" w:hAnsi="Times New Roman" w:cs="Times New Roman"/>
+          <w:b/>
+          <w:bCs/>
+        </w:rPr>
+        <w:t xml:space="preserve">Test results. </w:t>
+      </w:r>
+      <w:r>
+        <w:rPr>
+          <w:rFonts w:ascii="Times New Roman" w:hAnsi="Times New Roman" w:cs="Times New Roman"/>
+        </w:rPr>
+        <w:t xml:space="preserve">The saved final test report records 283 tests, with 280 passing and 3 failing. One test expected different wording in a message, although the unlock itself worked. One test's cleanup step could not delete its temporary folder because Windows denied access. One test about index retry timing may depend on timing in the background indexer, which I have not confirmed. I have not rerun the suite since that report.</w:t>
       </w:r>
     </w:p>
     <w:p>
